--- a/Guion-Instructor-Completo.docx
+++ b/Guion-Instructor-Completo.docx
@@ -43,7 +43,7 @@
         <w:spacing w:after="120"/>
       </w:pPr>
       <w:r>
-        <w:t xml:space="preserve">Van a ver el logo de MagnaTic. Esa pestaña no se cierra en todo el día.</w:t>
+        <w:t xml:space="preserve">Van a ver el logo de Magnatic. Esa pestaña no se cierra en todo el día.</w:t>
       </w:r>
     </w:p>
     <w:p>
@@ -83,15 +83,15 @@
         <w:spacing w:after="120"/>
       </w:pPr>
       <w:r>
-        <w:t xml:space="preserve">Bienvenidos al AI Business Lab. Inteligencia artificial aplicada al negocio. Dieciséis horas, en dos viernes, con cuentas gratuitas. El objetivo no es programar. El objetivo es pedir un trabajo con claridad, iterar y verificar antes de usar el resultado.</w:t>
-      </w:r>
-    </w:p>
-    <w:p>
-      <w:pPr>
-        <w:spacing w:after="120"/>
-      </w:pPr>
-      <w:r>
-        <w:t xml:space="preserve">Entren con su usuario. Vayan a Conocernos. Tienen tres minutos. Escriban nombre, cargo y una tarea de su semana que les quite tiempo. Sin nombres de clientes, sin montos reales, sin datos internos. Si necesitan un ejemplo, usen Cliente Alfa y Planta Norte. Guarden.</w:t>
+        <w:t xml:space="preserve">Bienvenidos al AI Business Lab. Inteligencia artificial aplicada al negocio, para el equipo gerencial de Central de Ingenios. Dieciséis horas, viernes 11 y 25 de septiembre, con cuentas gratuitas. La presentación de aula es AI-Business-Lab-Central-de-Ingenios. El objetivo no es programar. El objetivo es pedir un trabajo con claridad, iterar y verificar antes de usar el resultado.</w:t>
+      </w:r>
+    </w:p>
+    <w:p>
+      <w:pPr>
+        <w:spacing w:after="120"/>
+      </w:pPr>
+      <w:r>
+        <w:t xml:space="preserve">Entren con su usuario. Vayan a Conocernos. Tienen tres minutos. Escriban nombre, cargo y una tarea de su semana que les quite tiempo. Sin nombres de clientes, sin montos reales, sin datos internos. Si necesitan un ejemplo, usen Cliente Alfa y Planta Central. Guarden.</w:t>
       </w:r>
     </w:p>
     <w:p>
@@ -203,7 +203,31 @@
         <w:spacing w:after="120"/>
       </w:pPr>
       <w:r>
-        <w:t xml:space="preserve">En el mercado hay muchos nombres. Cambian. En este curso practicamos dos cuentas gratuitas. No hay un ganador universal. Hay un correo, una tabla o una reunión, y ustedes eligen con criterio.</w:t>
+        <w:t xml:space="preserve">El software tradicional sigue reglas que alguien programó: misma entrada, misma salida. La IA trabaja con patrones: puede redactar bien… e inventar. Por eso el humano cierra.</w:t>
+      </w:r>
+    </w:p>
+    <w:p>
+      <w:pPr>
+        <w:spacing w:after="120"/>
+      </w:pPr>
+      <w:r>
+        <w:t xml:space="preserve">Niveles, en una frase: lo de hoy es inteligencia estrecha, una familia de tareas. No es un colega que cubre todo el cargo. La inteligencia general y la superinteligencia no son el producto de esta cuenta Free. No las prometan en un informe.</w:t>
+      </w:r>
+    </w:p>
+    <w:p>
+      <w:pPr>
+        <w:spacing w:after="120"/>
+      </w:pPr>
+      <w:r>
+        <w:t xml:space="preserve">Cuatro pasos para usarla: encargan la tarea, contextualizan sin datos reales, iteran el borrador, verifican y aplican. Eso se da en loop: piden, leen, ajustan, vuelven a pedir, y cierran con verificación. En el laboratorio eso se llama A.C.T.I.V.A.; las seis letras son el método completo.</w:t>
+      </w:r>
+    </w:p>
+    <w:p>
+      <w:pPr>
+        <w:spacing w:after="120"/>
+      </w:pPr>
+      <w:r>
+        <w:t xml:space="preserve">En el mercado hay muchos nombres. Cambian. ChatGPT, Claude, Gemini, Copilot, Grok. En este curso practicamos dos cuentas gratuitas. Plus, Pro y planes de empresa existen; aquí no hacen falta. No hay un ganador universal. Hay un correo, una tabla o una reunión, y ustedes eligen con criterio.</w:t>
       </w:r>
     </w:p>
     <w:p>
@@ -339,7 +363,7 @@
         <w:spacing w:after="120"/>
       </w:pPr>
       <w:r>
-        <w:t xml:space="preserve">Con la persona de al lado, dos minutos: un correo por un retraso de tres días, Cliente Alfa, Planta Norte, sin montos y sin nombres de personas. Díganse las cinco piezas en voz alta.</w:t>
+        <w:t xml:space="preserve">Con la persona de al lado, dos minutos: un correo por un retraso de tres días, Cliente Alfa, Planta Central, sin montos y sin nombres de personas. Díganse las cinco piezas en voz alta.</w:t>
       </w:r>
     </w:p>
     <w:p>
